--- a/output_receita_federal/ato_declaratorio_comum_cosar/documents/ad_cosar_47_20001127.docx
+++ b/output_receita_federal/ato_declaratorio_comum_cosar/documents/ad_cosar_47_20001127.docx
@@ -22,12 +22,12 @@
     </w:p>
     <w:p>
       <w:r>
-        <w:t>Art. 1º O imposto de renda retido na fonte sobre prêmios obtidos em sorteio dos jogos de bingo permanente ou eventual, de que trata o inciso I, do artigo 14 do Decreto No 3.659, de 14 de novembro de 2000, deverá ser recolhido ao Tesouro Nacional mediante o Documento de Arrecadação de Receitas Federais - DARF, sob o código de receita 8673.</w:t>
+        <w:t>Art. 1º O imposto de renda retido na fonte sobre prêmios obtidos em sorteio dos jogos de bingo permanente ou eventual, de que trata o inciso I, do artigo 14 do Decreto nº 3.659, de 14 de novembro de 2000, deverá ser recolhido ao Tesouro Nacional mediante o Documento de Arrecadação de Receitas Federais - DARF, sob o código de receita 8673.</w:t>
       </w:r>
     </w:p>
     <w:p>
       <w:r>
-        <w:t>Art. 2º O valor correspondente à parcela dos recursos arrecadados em sorteio dos jogos de bingo permanente ou eventual, destinado à União, para fomento do esporte e turismo, de que trata o inciso IV, do artigo 14 do Decreto No 3.659, de 14 de novembro de 2000, deverá ser recolhido ao Tesouro Nacional mediante o Documento de Arrecadação de Receitas Federais - DARF, sob o código de receita 8699.</w:t>
+        <w:t>Art. 2º O valor correspondente à parcela dos recursos arrecadados em sorteio dos jogos de bingo permanente ou eventual, destinado à União, para fomento do esporte e turismo, de que trata o inciso IV, do artigo 14 do Decreto nº 3.659, de 14 de novembro de 2000, deverá ser recolhido ao Tesouro Nacional mediante o Documento de Arrecadação de Receitas Federais - DARF, sob o código de receita 8699.</w:t>
       </w:r>
     </w:p>
     <w:p>
